--- a/docs/report/전기요금절감_진단_Tool_제작_20261012.docx
+++ b/docs/report/전기요금절감_진단_Tool_제작_20261012.docx
@@ -84,7 +84,7 @@
           <w:sz w:val="28"/>
           <w:u w:val="none"/>
         </w:rPr>
-        <w:t>- 태양광 피크저감 검토로 시작하였으나, 샘플 자료에서 선택요금 전환만으로 연 5,358만원 절감이 산출되어 진단 중심으로 전환</w:t>
+        <w:t>- 태양광 피크저감 검토로 시작하였으나, 초기 검토 조건에서 선택요금 전환만으로 연 5,358만원 절감이 산출되어 진단 중심으로 전환</w:t>
       </w:r>
     </w:p>
     <w:p>
@@ -339,7 +339,7 @@
           <w:sz w:val="28"/>
           <w:u w:val="none"/>
         </w:rPr>
-        <w:t>- A(소형 사무 건물, 일반용(갑)Ⅱ 고압A, 290kW)는 태양광과 경제성DR(정산 단가 120원/kWh 입력) 조합으로 연 528만원 산출</w:t>
+        <w:t>- A(소형 사무 건물, 일반용(갑)Ⅱ 고압A, 290kW)는 태양광과 경제성DR 조합으로 연 528만원(투자비 8,000만원, 회수기간 15.1년)</w:t>
       </w:r>
     </w:p>
     <w:p>
@@ -356,7 +356,7 @@
           <w:sz w:val="28"/>
           <w:u w:val="none"/>
         </w:rPr>
-        <w:t>- B(대형 건물, 일반용(을) 고압A, 10,000kW)는 선택요금 전환, 역률 개선, 태양광, ESS 조합이며 경제성DR은 감축 가능량 0으로 제외</w:t>
+        <w:t>- B(대형 건물, 일반용(을) 고압A, 10,000kW)는 4개 수단 조합으로 연 8,698만원, 이 중 선택요금 전환만으로 투자 0원에 연 5,413만원</w:t>
       </w:r>
     </w:p>
     <w:p>
@@ -373,7 +373,7 @@
           <w:sz w:val="28"/>
           <w:u w:val="none"/>
         </w:rPr>
-        <w:t>- C(산업용(갑)Ⅰ 저압, 75kW)는 자료가 122일이라 태양광 12개월 환산 786만원이 겨울을 봄가을 수준으로 잡으면 667만원임</w:t>
+        <w:t>- C(산업용(갑)Ⅰ 저압, 75kW)는 자료가 122일이라 태양광(면적 가정) 12개월 환산 786만원이 겨울을 봄가을 수준으로 잡으면 667만원임</w:t>
       </w:r>
     </w:p>
     <w:p>
@@ -2182,7 +2182,7 @@
                 <w:sz w:val="22"/>
                 <w:u w:val="none"/>
               </w:rPr>
-              <w:t>합산효과 연 528만원</w:t>
+              <w:t>합산효과 연 528만원, 투자비 8,000만원, 회수기간 15.1년</w:t>
             </w:r>
           </w:p>
         </w:tc>
@@ -2304,7 +2304,7 @@
                 <w:sz w:val="22"/>
                 <w:u w:val="none"/>
               </w:rPr>
-              <w:t>청구서 최대수요전력 32kW와 같은 검침 기간 산출값 일치</w:t>
+              <w:t>청구서 최대수요전력 32kW와 같은 검침 기간 산출값 일치. 태양광 설치 면적 1,000m²는 가정값</w:t>
             </w:r>
           </w:p>
         </w:tc>
@@ -2851,7 +2851,7 @@
                 <w:sz w:val="22"/>
                 <w:u w:val="none"/>
               </w:rPr>
-              <w:t>대한민국 전용. 인증용, 신고용 산출물이 아님</w:t>
+              <w:t>국내 한전 요금 체계 전용. 인증용, 신고용 산출물이 아님</w:t>
             </w:r>
           </w:p>
         </w:tc>
